--- a/public/gallery/examples/project-manager/zh-hant-hk/resume.docx
+++ b/public/gallery/examples/project-manager/zh-hant-hk/resume.docx
@@ -66,7 +66,7 @@
         </w:rPr>
         <w:t xml:space="preserve">📧 </w:t>
       </w:r>
-      <w:hyperlink w:history="1" r:id="rIdfdhouvi3zxag-h4f5vybe">
+      <w:hyperlink w:history="1" r:id="rId_nmlrmoebs6nmkn4ep4aj">
         <w:r>
           <w:rPr>
             <w:sz w:val="18"/>
@@ -89,7 +89,7 @@
         </w:rPr>
         <w:t xml:space="preserve">🔗 </w:t>
       </w:r>
-      <w:hyperlink w:history="1" r:id="rIdgnxunforl5xjnrnjjlyqo">
+      <w:hyperlink w:history="1" r:id="rIdy2-af-gw34idlpjspyjfa">
         <w:r>
           <w:rPr>
             <w:sz w:val="18"/>
@@ -124,7 +124,7 @@
         <w:spacing w:after="200" w:line="276"/>
         <w:jc w:val="center"/>
       </w:pPr>
-      <w:hyperlink w:history="1" r:id="rIdxpvybuse2uq8etbozm4u7">
+      <w:hyperlink w:history="1" r:id="rIdsoogwxdwursh01qxl6vvi">
         <w:r>
           <w:rPr>
             <w:sz w:val="18"/>
@@ -140,7 +140,7 @@
         </w:rPr>
         <w:t xml:space="preserve"> • </w:t>
       </w:r>
-      <w:hyperlink w:history="1" r:id="rIdoon2osdw8nmrqeqtzi77a">
+      <w:hyperlink w:history="1" r:id="rId86jm6m9z41dah_zmnz2av">
         <w:r>
           <w:rPr>
             <w:sz w:val="18"/>
@@ -292,7 +292,7 @@
         </w:rPr>
         <w:t xml:space="preserve">	</w:t>
       </w:r>
-      <w:hyperlink w:history="1" r:id="rIdzooiuzikta1io4zy3do24">
+      <w:hyperlink w:history="1" r:id="rIdspxruedfcvbwtlbwwg4ig">
         <w:r>
           <w:rPr>
             <w:sz w:val="18"/>
@@ -455,7 +455,7 @@
         </w:rPr>
         <w:t xml:space="preserve">	</w:t>
       </w:r>
-      <w:hyperlink w:history="1" r:id="rIdkffartijzse3c_ct2kw-d">
+      <w:hyperlink w:history="1" r:id="rIdikjhafaeb_f3c0sl-czuc">
         <w:r>
           <w:rPr>
             <w:sz w:val="18"/>
@@ -637,7 +637,7 @@
         </w:rPr>
         <w:t xml:space="preserve">	</w:t>
       </w:r>
-      <w:hyperlink w:history="1" r:id="rIduiavmg1cteul1knipd68k">
+      <w:hyperlink w:history="1" r:id="rIdne9wqzcwogd4im8wyj0yg">
         <w:r>
           <w:rPr>
             <w:sz w:val="18"/>
@@ -800,7 +800,7 @@
         </w:rPr>
         <w:t xml:space="preserve">	</w:t>
       </w:r>
-      <w:hyperlink w:history="1" r:id="rIdrnoyexgsaayx38pg93snd">
+      <w:hyperlink w:history="1" r:id="rIdovrt3rdzzr7e4lnc6sg82">
         <w:r>
           <w:rPr>
             <w:sz w:val="18"/>
@@ -1308,7 +1308,7 @@
         </w:rPr>
         <w:t xml:space="preserve">	</w:t>
       </w:r>
-      <w:hyperlink w:history="1" r:id="rIdsoje8p0803kpfpmvudlev">
+      <w:hyperlink w:history="1" r:id="rIdz4gqrunchvxukhq_tgtir">
         <w:r>
           <w:rPr>
             <w:sz w:val="18"/>
@@ -1374,7 +1374,7 @@
         </w:rPr>
         <w:t xml:space="preserve">	</w:t>
       </w:r>
-      <w:hyperlink w:history="1" r:id="rIdznnfjc3m7nd5ufbf1eek_">
+      <w:hyperlink w:history="1" r:id="rIdavrdy77kxr59n8ejgxxqn">
         <w:r>
           <w:rPr>
             <w:sz w:val="18"/>
@@ -1440,7 +1440,7 @@
         </w:rPr>
         <w:t xml:space="preserve">	</w:t>
       </w:r>
-      <w:hyperlink w:history="1" r:id="rIdicgaik9chb76aql5ztwmu">
+      <w:hyperlink w:history="1" r:id="rIdxyq3_84zin_rttkfhn1fs">
         <w:r>
           <w:rPr>
             <w:sz w:val="18"/>
@@ -1525,7 +1525,7 @@
         </w:rPr>
         <w:t xml:space="preserve">	</w:t>
       </w:r>
-      <w:hyperlink w:history="1" r:id="rIduxl1dq7agfq9wwxyxlpqo">
+      <w:hyperlink w:history="1" r:id="rId_-bx8fhchzmqlxbgkqat7">
         <w:r>
           <w:rPr>
             <w:sz w:val="18"/>
@@ -1762,7 +1762,7 @@
         </w:rPr>
         <w:t xml:space="preserve">	</w:t>
       </w:r>
-      <w:hyperlink w:history="1" r:id="rIde8-1fgqtthjtgjxz9ixsv">
+      <w:hyperlink w:history="1" r:id="rId4ql0tomydhfhoak7czway">
         <w:r>
           <w:rPr>
             <w:sz w:val="18"/>
@@ -1906,7 +1906,7 @@
         </w:rPr>
         <w:t xml:space="preserve">	</w:t>
       </w:r>
-      <w:hyperlink w:history="1" r:id="rIdgmwrptaq6g3tafo0q6olf">
+      <w:hyperlink w:history="1" r:id="rId-ywq51kpvi0smrunhmbko">
         <w:r>
           <w:rPr>
             <w:sz w:val="18"/>
@@ -2151,7 +2151,7 @@
         </w:rPr>
         <w:t xml:space="preserve">	</w:t>
       </w:r>
-      <w:hyperlink w:history="1" r:id="rId1oxkcznc5ssttas5qgrbs">
+      <w:hyperlink w:history="1" r:id="rIdodhhv4cmargb7_qrezy77">
         <w:r>
           <w:rPr>
             <w:sz w:val="18"/>
